--- a/transcripts/Thesis interview Sylvia Vroklage.docx
+++ b/transcripts/Thesis interview Sylvia Vroklage.docx
@@ -660,7 +660,7 @@
     <w:p/>
     <w:p>
       <w:r>
-        <w:t xml:space="preserve">nieuwe regio's opstarten en, en vervolgens is het traffic genereren. Wij zijn geslo-, of in ieder geval de meeste, want we hebben een gesloten portaal, dus wij genereren leads. </w:t>
+        <w:t xml:space="preserve">nieuwe regio's opstarten en vervolgens is het traffic genereren. Wij zijn geslo-, of in ieder geval de meeste, want we hebben een gesloten portaal, dus wij genereren leads. </w:t>
       </w:r>
     </w:p>
     <w:p/>
@@ -689,7 +689,7 @@
         <w:rPr>
           <w:i/>
         </w:rPr>
-        <w:t>*Hoor ik dan ook dat, dat retentie voor jullie belangrijker is dan new business?*</w:t>
+        <w:t>*Hoor ik dan ook dat retentie voor jullie belangrijker is dan new business?*</w:t>
       </w:r>
     </w:p>
     <w:p/>
@@ -712,7 +712,7 @@
     <w:p/>
     <w:p>
       <w:r>
-        <w:t xml:space="preserve">is die bestaande base, uhm, uh, een groot gedeelte van de omzet voor </w:t>
+        <w:t xml:space="preserve">is die bestaande base, uhm, een groot gedeelte van de omzet voor </w:t>
       </w:r>
     </w:p>
     <w:p/>
@@ -895,7 +895,7 @@
     <w:p/>
     <w:p>
       <w:r>
-        <w:t xml:space="preserve">dus als de mens minder in de loop is in het vinden van informatie, uh, het maken van de keuzes, het maken van vergelijkingen, waar, uh, uh, waar en hoe voegen we dan waarde toe als, uh, merk en als bedrijf? </w:t>
+        <w:t xml:space="preserve">dus als de mens minder in de loop is in het vinden van informatie, uh, het maken van de keuzes, het maken van vergelijkingen, waar, uh, waar en hoe voegen we dan waarde toe als, uh, merk en als bedrijf? </w:t>
       </w:r>
     </w:p>
     <w:p/>
@@ -940,7 +940,7 @@
         <w:rPr>
           <w:i/>
         </w:rPr>
-        <w:t>*Ja, ja. En zien jullie dat, dat, dat meet je, denk ik. Zien jullie in jullie surfing dat jullie nu meer of minder aansluiting vinden na de hele AI-boem en dat mensen minder zoeken met Google en meer met AI? *</w:t>
+        <w:t>*Ja, ja. En zien jullie dat meet je, denk ik. Zien jullie in jullie surfing dat jullie nu meer of minder aansluiting vinden na de hele AI-boem en dat mensen minder zoeken met Google en meer met AI? *</w:t>
       </w:r>
     </w:p>
     <w:p/>
@@ -963,7 +963,7 @@
     <w:p/>
     <w:p>
       <w:r>
-        <w:t xml:space="preserve">de no-click search, uh, of, hè, de, de zoekopdrachten natuurlijk waar Google al, uh, meer en meer direct antwoord, uh, uh, geeft in zijn eigen omgeving. Dus eigenlijk daar, daar zag je natuurlijk al een verschuiving ontstaan. Je ziet gewoon dat er, uhm, </w:t>
+        <w:t xml:space="preserve">de no-click search, uh, of, hè, de, de zoekopdrachten natuurlijk waar Google al, uh, meer en meer direct antwoord, uh, geeft in zijn eigen omgeving. Dus eigenlijk daar, daar zag je natuurlijk al een verschuiving ontstaan. Je ziet gewoon dat er, uhm, </w:t>
       </w:r>
     </w:p>
     <w:p/>
@@ -1669,7 +1669,7 @@
         <w:rPr>
           <w:i/>
         </w:rPr>
-        <w:t>*Ja, ja, ja. Ja, supervet! *</w:t>
+        <w:t>*Ja. Ja, supervet! *</w:t>
       </w:r>
     </w:p>
     <w:p/>
@@ -1762,7 +1762,7 @@
     <w:p/>
     <w:p>
       <w:r>
-        <w:t xml:space="preserve">we hebben een stukje assortiment. Dat zijn stickers. Nou, hartstikke leuk, maar je hebt best wel een beetje verschillende soorten stickers. En wanneer moet je nou wat gebruiken? En hebben we ook onze eigen interne ken-kennis. Dus eigenlijk vanuit die kennisbank hebben we een, een bot, een chatbot gemaakt dat onze klant daarmee zegt van oké, nou, ik heb stickers nodig, ik heb er 500 nodig. Ik wil ze buiten op de ramen plakken en ze moeten zeker een jaar blijven zitten en ze moeten kleur hebben en dan gaat hij, dus, dus, dus gaat hij helpen om tot de juiste keuze te komen. </w:t>
+        <w:t xml:space="preserve">we hebben een stukje assortiment. Dat zijn stickers. Nou, hartstikke leuk, maar je hebt best wel een beetje verschillende soorten stickers. En wanneer moet je nou wat gebruiken? En hebben we ook onze eigen interne ken-kennis. Dus eigenlijk vanuit die kennisbank hebben we een, een bot, een chatbot gemaakt dat onze klant daarmee zegt van oké, nou, ik heb stickers nodig, ik heb er 500 nodig. Ik wil ze buiten op de ramen plakken en ze moeten zeker een jaar blijven zitten en ze moeten kleur hebben en dan gaat hij, dus gaat hij helpen om tot de juiste keuze te komen. </w:t>
       </w:r>
     </w:p>
     <w:p/>
@@ -1870,13 +1870,7 @@
     </w:p>
     <w:p>
       <w:r>
-        <w:t xml:space="preserve">Ja, dus we hebben echt specifieke productkanalen en waar, ik bedoel, daar gaan geen klantgegevens over en weer. Het zijn vragen, uh, oké, o-of uitleg van: hé, er is een nieuw product live. Uhm, </w:t>
-      </w:r>
-    </w:p>
-    <w:p/>
-    <w:p>
-      <w:r>
-        <w:t xml:space="preserve">uhm, dit en dit is het. </w:t>
+        <w:t xml:space="preserve">Ja, dus we hebben echt specifieke productkanalen en waar, ik bedoel, daar gaan geen klantgegevens over en weer. Het zijn vragen, uh, oké, o-of uitleg van: hé, er is een nieuw product live. uhm, dit en dit is het. </w:t>
       </w:r>
     </w:p>
     <w:p/>
@@ -1916,7 +1910,7 @@
         <w:rPr>
           <w:i/>
         </w:rPr>
-        <w:t>*wat, wat, wat is leuk voor jullie en wat vindt de klant fijn, uh, et cetera. Uh, maar ik wil dat, dat perspective op een aantal van de use cases van jou, uh, toepassen. Misschien startend met de connectors, uh, die we nu gemaakt hebben. *</w:t>
+        <w:t>*wat is leuk voor jullie en wat vindt de klant fijn, uh, et cetera. Uh, maar ik wil dat perspective op een aantal van de use cases van jou, uh, toepassen. Misschien startend met de connectors, uh, die we nu gemaakt hebben. *</w:t>
       </w:r>
     </w:p>
     <w:p/>
@@ -2046,7 +2040,7 @@
         <w:rPr>
           <w:i/>
         </w:rPr>
-        <w:t>*Ja, duidelijk. En, uh, we hebben het ook gehad over een stukje, uhm, ja, die, die moeten we misschien ook nog wel ietsje dieper, uh, erin duiken. Want je hebt het gehad over het inbrengen van je, uh, databronnen in cloud. We hebben het gehad over Supermetrics. Uh, uhm, dus wat, wat meer op, klonk voor mij als analytics niveau. Maar je noemde ook heel kort even dat je heel veel bezig was met data automation. Dus ik zit echt te denken van: oké, wat, wat, wat doen we nu in de customer journey? Zit er marketing automation platformen en zit, uh, passen jullie daar ook veel AI in toe? *</w:t>
+        <w:t>*Ja, duidelijk. En, uh, we hebben het ook gehad over een stukje, uhm, ja, die, die moeten we misschien ook nog wel ietsje dieper, uh, erin duiken. Want je hebt het gehad over het inbrengen van je, uh, databronnen in cloud. We hebben het gehad over Supermetrics. uhm, dus wat, wat meer op, klonk voor mij als analytics niveau. Maar je noemde ook heel kort even dat je heel veel bezig was met data automation. Dus ik zit echt te denken van: oké, wat doen we nu in de customer journey? Zit er marketing automation platformen en zit, uh, passen jullie daar ook veel AI in toe? *</w:t>
       </w:r>
     </w:p>
     <w:p/>
@@ -2155,7 +2149,7 @@
     </w:p>
     <w:p>
       <w:r>
-        <w:t xml:space="preserve">Ik geloof erin dat, dat, </w:t>
+        <w:t xml:space="preserve">Ik geloof erin dat, </w:t>
       </w:r>
     </w:p>
     <w:p/>
@@ -2314,7 +2308,7 @@
     <w:p/>
     <w:p>
       <w:r>
-        <w:t xml:space="preserve">Ja, en dan ga je daar even op door en dan, en dan inderdaad, dat heeft hij gewoon een afslag genomen wat niet klopt. Dus tot nog toe de vraag is of dat, dat zal steeds beter en beter en beter worden. Maar ja, je zult gewoon, uh, die behoefte zie ik absoluut gewoon nog. Dus één: het is superbelangrijk om gewoon, uh, kennis, domeinkennis, expertise te hebben om het juiste te doen met de LLM, uh, modellen. Uh, en uiteindelijk heb je dat ook nodig om, </w:t>
+        <w:t xml:space="preserve">Ja, en dan ga je daar even op door en dan, en dan inderdaad, dat heeft hij gewoon een afslag genomen wat niet klopt. Dus tot nog toe de vraag is of dat zal steeds beter en beter en beter worden. Maar ja, je zult gewoon, uh, die behoefte zie ik absoluut gewoon nog. Dus één: het is superbelangrijk om gewoon, uh, kennis, domeinkennis, expertise te hebben om het juiste te doen met de LLM, uh, modellen. Uh, en uiteindelijk heb je dat ook nodig om, </w:t>
       </w:r>
     </w:p>
     <w:p/>
@@ -2326,7 +2320,7 @@
     <w:p/>
     <w:p>
       <w:r>
-        <w:t xml:space="preserve">Uhm, ja, dus dat, dat zie ik wel. </w:t>
+        <w:t xml:space="preserve">Uhm, ja, dus dat zie ik wel. </w:t>
       </w:r>
     </w:p>
     <w:p/>
@@ -2338,7 +2332,7 @@
     <w:p/>
     <w:p>
       <w:r>
-        <w:t xml:space="preserve">ja, het, het blijft een samen. Ik geloof dat het een samenwerking blijft en ik zie ook een, </w:t>
+        <w:t xml:space="preserve">ja, het blijft een samen. Ik geloof dat het een samenwerking blijft en ik zie ook een, </w:t>
       </w:r>
     </w:p>
     <w:p/>
@@ -2408,25 +2402,19 @@
     <w:p/>
     <w:p>
       <w:r>
-        <w:t xml:space="preserve">uh, maar ook aan de CRM kant, uhm, </w:t>
-      </w:r>
-    </w:p>
-    <w:p/>
-    <w:p>
-      <w:r>
-        <w:t xml:space="preserve">uh, zie en hoor ik hetzelfde. </w:t>
-      </w:r>
-    </w:p>
-    <w:p/>
-    <w:p>
-      <w:r>
-        <w:t xml:space="preserve">Uh, dus dat is, nou ja, en even los van, uhm, performance marketing, uh, personen, uhm, meer marketeers zien natuurlijk copy en, en concepten en alles en zo. Ja, </w:t>
-      </w:r>
-    </w:p>
-    <w:p/>
-    <w:p>
-      <w:r>
-        <w:t xml:space="preserve">daar is het gewoon een, een, een enorme efficiency tool voor. Uhm, </w:t>
+        <w:t xml:space="preserve">uh, maar ook aan de CRM kant, uhm, zie en hoor ik hetzelfde. </w:t>
+      </w:r>
+    </w:p>
+    <w:p/>
+    <w:p>
+      <w:r>
+        <w:t xml:space="preserve">Uh, dus dat is, nou ja, en even los van, uhm, performance marketing, uh, personen, uhm, meer marketeers zien natuurlijk copy en concepten en alles en zo. Ja, </w:t>
+      </w:r>
+    </w:p>
+    <w:p/>
+    <w:p>
+      <w:r>
+        <w:t xml:space="preserve">daar is het gewoon een enorme efficiency tool voor. Uhm, </w:t>
       </w:r>
     </w:p>
     <w:p/>
@@ -2574,7 +2562,7 @@
     </w:p>
     <w:p>
       <w:r>
-        <w:t xml:space="preserve">Zijn we enorm mee aan het experimenteren van oké, hoe kunnen we dat, uh, uhm, </w:t>
+        <w:t xml:space="preserve">Zijn we enorm mee aan het experimenteren van oké, hoe kunnen we dat, uhm, </w:t>
       </w:r>
     </w:p>
     <w:p/>
@@ -2655,7 +2643,7 @@
         <w:rPr>
           <w:i/>
         </w:rPr>
-        <w:t>*Uh, leuk! Hebben jullie nu, uh, een soort van, dat, ik noem het vaak een marketing ecosysteem, maar dat, dat die, die omgeving van alle verschillende marketingtools. Zijn die ook volledig, uh, met elkaar geïntegreerd via dan bijvoorbeeld een datawarehouse en ben je AI daar weer in aan het plakken? Of zeg je meer van oké, ik zet bijna AI in het midden en daardoor kunnen dingen wat meer zweven. En, uh, uh, moet ik het op die manier bij elkaar brengen. *</w:t>
+        <w:t>*Uh, leuk! Hebben jullie nu, uh, een soort van, dat, ik noem het vaak een marketing ecosysteem, maar dat die, die omgeving van alle verschillende marketingtools. Zijn die ook volledig, uh, met elkaar geïntegreerd via dan bijvoorbeeld een datawarehouse en ben je AI daar weer in aan het plakken? Of zeg je meer van oké, ik zet bijna AI in het midden en daardoor kunnen dingen wat meer zweven. En, uh, moet ik het op die manier bij elkaar brengen. *</w:t>
       </w:r>
     </w:p>
     <w:p/>
@@ -2786,7 +2774,7 @@
     <w:p/>
     <w:p>
       <w:r>
-        <w:t xml:space="preserve">aan de andere kant, zeg maar andere labels plak ik het er nu nog meer tegenaan omdat ik, uh, ik gebruik het eigenlijk, uh, om, uh, dingen samen te krijgen die ik eerder niet samen kon krijgen omdat ik daar hulp van anderen nodig voor had. En nu heb ik dat niet meer, want, uh, nu helpt, uhm, uh, de LLM helpt me daarmee. </w:t>
+        <w:t xml:space="preserve">aan de andere kant, zeg maar andere labels plak ik het er nu nog meer tegenaan omdat ik, uh, ik gebruik het eigenlijk, uh, om, uh, dingen samen te krijgen die ik eerder niet samen kon krijgen omdat ik daar hulp van anderen nodig voor had. En nu heb ik dat niet meer, want, uh, nu helpt, uhm, de LLM helpt me daarmee. </w:t>
       </w:r>
     </w:p>
     <w:p/>
@@ -3031,7 +3019,7 @@
         <w:rPr>
           <w:i/>
         </w:rPr>
-        <w:t>*Hé, en, uh, als je de andere kant uit kijkt, hè, waar lopen jullie tegenaan? Wat zijn een beetje voor jou de, de, de, de drawbacks, uh, de mindere elementen van, uh, van AI? *</w:t>
+        <w:t>*Hé, en, uh, als je de andere kant uit kijkt, hè, waar lopen jullie tegenaan? Wat zijn een beetje voor jou de drawbacks, uh, de mindere elementen van, uh, van AI? *</w:t>
       </w:r>
     </w:p>
     <w:p/>
@@ -3049,12 +3037,6 @@
     <w:p>
       <w:r>
         <w:t xml:space="preserve">Het is gewoon heel erg onontgonnen terrein nog, hè. Dus, uhm, </w:t>
-      </w:r>
-    </w:p>
-    <w:p/>
-    <w:p>
-      <w:r>
-        <w:t xml:space="preserve">uhm, </w:t>
       </w:r>
     </w:p>
     <w:p/>
@@ -3106,13 +3088,7 @@
     </w:p>
     <w:p>
       <w:r>
-        <w:t xml:space="preserve">Daar was geen, uh, andere oplossing ook voor, zeg maar. Dus het, </w:t>
-      </w:r>
-    </w:p>
-    <w:p/>
-    <w:p>
-      <w:r>
-        <w:t xml:space="preserve">het kan al superveel. It enabled superveel, maar het staat ook nog wel gewoon heel erg, uh, in de kinderschoenen. Ja, en, </w:t>
+        <w:t xml:space="preserve">Daar was geen, uh, andere oplossing ook voor, zeg maar. Dus het kan al superveel. It enabled superveel, maar het staat ook nog wel gewoon heel erg, uh, in de kinderschoenen. Ja, en, </w:t>
       </w:r>
     </w:p>
     <w:p/>
@@ -3142,13 +3118,7 @@
     <w:p/>
     <w:p>
       <w:r>
-        <w:t xml:space="preserve">dat vinden we heel belangrijk. Dus hoe gaan we dat doen? Dus hoe ga je aan de ene kant, uh, uh, die enorme e-enabler voor iedereen ook dusdanig, hoe kun je dat nou dusdanig vormgeven, uhm, dat het ook ons merk, uh, onze merken blijft versterken? Nou, dat is wel, uh, </w:t>
-      </w:r>
-    </w:p>
-    <w:p/>
-    <w:p>
-      <w:r>
-        <w:t xml:space="preserve">uh, weet ik niet, dat is nog even een uitdaging, uh, zeg maar. </w:t>
+        <w:t xml:space="preserve">dat vinden we heel belangrijk. Dus hoe gaan we dat doen? Dus hoe ga je aan de ene kant, uh, die enorme e-enabler voor iedereen ook dusdanig, hoe kun je dat nou dusdanig vormgeven, uhm, dat het ook ons merk, uh, onze merken blijft versterken? Nou, dat is wel, uh, weet ik niet, dat is nog even een uitdaging, uh, zeg maar. </w:t>
       </w:r>
     </w:p>
     <w:p/>
@@ -3201,7 +3171,7 @@
         <w:rPr>
           <w:i/>
         </w:rPr>
-        <w:t>*Ja en, en, uh, hoe, hoe kijk je daar dan naar? Hè, dat naar, naar executie brengen? *</w:t>
+        <w:t>*Ja en, uh, hoe, hoe kijk je daar dan naar? Hè, dat naar, naar executie brengen? *</w:t>
       </w:r>
     </w:p>
     <w:p/>
@@ -3316,7 +3286,7 @@
     <w:p/>
     <w:p>
       <w:r>
-        <w:t xml:space="preserve">uhm, en productie. Je wilt aan de ene kant experimenteren en de andere kant kijken. Er is ook een experimentje gedaan met, uhm, genereren van e-mailtjes vanuit, uhm, uh, een BDR zeg maar naar klanten toe. Nou, daar prikt de klant vrij snel doorheen van: nou leuk dat jullie, jullie willen toch persoonlijk zijn en nu ga je me dit, uh, sturen, dus ai, net eventjes te kort door de bocht met, uh, </w:t>
+        <w:t xml:space="preserve">uhm, en productie. Je wilt aan de ene kant experimenteren en de andere kant kijken. Er is ook een experimentje gedaan met, uhm, genereren van e-mailtjes vanuit, uhm, een BDR zeg maar naar klanten toe. Nou, daar prikt de klant vrij snel doorheen van: nou leuk dat jullie, jullie willen toch persoonlijk zijn en nu ga je me dit, uh, sturen, dus ai, net eventjes te kort door de bocht met, uh, </w:t>
       </w:r>
     </w:p>
     <w:p/>
@@ -3328,7 +3298,7 @@
     <w:p/>
     <w:p>
       <w:r>
-        <w:t xml:space="preserve">En, uhm, en dus ook een, een aantal dingen wel echt vastpakken en ook echt zo nou, die willen we ook echt tot executie brengen. Dus ik merk dat ik zelf ook heel veel experimenteer ermee. Nou, en dat, en dat helpt mij dan in mijn werk en in mijn proces. En, uh, voor mij allemaal makkelijk, maar, het, dan komt het niet verder dan dat. En sommige dingen vastpakken dat het ook echt voor de business naar executie komt. Ja, dat, dat is wel belangrijk. </w:t>
+        <w:t xml:space="preserve">En, uhm, en dus ook een, een aantal dingen wel echt vastpakken en ook echt zo nou, die willen we ook echt tot executie brengen. Dus ik merk dat ik zelf ook heel veel experimenteer ermee. Nou, en dat, en dat helpt mij dan in mijn werk en in mijn proces. En, uh, voor mij allemaal makkelijk, maar, het, dan komt het niet verder dan dat. En sommige dingen vastpakken dat het ook echt voor de business naar executie komt. Ja, dat is wel belangrijk. </w:t>
       </w:r>
     </w:p>
     <w:p/>
@@ -3345,7 +3315,7 @@
         <w:rPr>
           <w:i/>
         </w:rPr>
-        <w:t>*Ja. [ding] En als je dan kritisch bent op de, op de eigen organisatie, wat, wat is, is dan primair de focus die ontbreekt? *</w:t>
+        <w:t>*Ja. [ding] En als je dan kritisch bent op de, op de eigen organisatie, wat, wat is dan primair de focus die ontbreekt? *</w:t>
       </w:r>
     </w:p>
     <w:p/>
@@ -3368,7 +3338,7 @@
     <w:p/>
     <w:p>
       <w:r>
-        <w:t xml:space="preserve">en we zijn wel opportunistisch, dus weet je, wij omarmen het en we gaan het, wij gaan het wel doen, uh, en, en worden er enthousiast van en, uh, gaan er ook mee aan de slag. Kijk, nee, ik denk dat, dat, </w:t>
+        <w:t xml:space="preserve">en we zijn wel opportunistisch, dus weet je, wij omarmen het en we gaan het, wij gaan het wel doen, uh, en worden er enthousiast van en, uh, gaan er ook mee aan de slag. Kijk, nee, ik denk dat, </w:t>
       </w:r>
     </w:p>
     <w:p/>
@@ -3386,7 +3356,7 @@
     <w:p/>
     <w:p>
       <w:r>
-        <w:t xml:space="preserve">De andere kant is denk ik, uh, er zijn ook meer gevestigde organisaties, ja, die gaan beginnen met governance en, uh, uh, en, en de boel helemaal dicht timmeren voordat mensen er überhaupt mee aan de slag mogen. Ja. </w:t>
+        <w:t xml:space="preserve">De andere kant is denk ik, uh, er zijn ook meer gevestigde organisaties, ja, die gaan beginnen met governance en, uh, en de boel helemaal dicht timmeren voordat mensen er überhaupt mee aan de slag mogen. Ja. </w:t>
       </w:r>
     </w:p>
     <w:p/>
@@ -3398,13 +3368,13 @@
     <w:p/>
     <w:p>
       <w:r>
-        <w:t xml:space="preserve">ja, uh, wat is de juiste weg? Maar dat, dat zijn wel onze valkuilen. </w:t>
-      </w:r>
-    </w:p>
-    <w:p/>
-    <w:p>
-      <w:r>
-        <w:t xml:space="preserve">En inderdaad, sowieso, wij kunnen veel. Als bedrijf zijnde hebben we nooit gebrek aan ideeën. Uhm, focus is altijd een iets grotere uitdaging, maar dat, dat is los van, uh, [onverstaanbaar] </w:t>
+        <w:t xml:space="preserve">ja, uh, wat is de juiste weg? Maar dat zijn wel onze valkuilen. </w:t>
+      </w:r>
+    </w:p>
+    <w:p/>
+    <w:p>
+      <w:r>
+        <w:t xml:space="preserve">En inderdaad, sowieso, wij kunnen veel. Als bedrijf zijnde hebben we nooit gebrek aan ideeën. Uhm, focus is altijd een iets grotere uitdaging, maar dat is los van, uh, [onverstaanbaar] </w:t>
       </w:r>
     </w:p>
     <w:p/>
@@ -3432,7 +3402,7 @@
     </w:p>
     <w:p>
       <w:r>
-        <w:t xml:space="preserve">Dat is, is gewoon typisch ook, uhm, gewoon onze organisatie wel eventjes. </w:t>
+        <w:t xml:space="preserve">Dat is gewoon typisch ook, uhm, gewoon onze organisatie wel eventjes. </w:t>
       </w:r>
     </w:p>
     <w:p/>
@@ -3575,19 +3545,7 @@
     <w:p/>
     <w:p>
       <w:r>
-        <w:t xml:space="preserve">Daar, je moet niet daar, uh, natuurlijk helemaal, uhm, </w:t>
-      </w:r>
-    </w:p>
-    <w:p/>
-    <w:p>
-      <w:r>
-        <w:t xml:space="preserve">uhm. Maar goed, ja, nou oké, dan, uh, hallucineert hij maar een keer en, uh, ja, oké, dus dat, dat was het dan eventjes niet, zeg maar. Uhm, </w:t>
-      </w:r>
-    </w:p>
-    <w:p/>
-    <w:p>
-      <w:r>
-        <w:t xml:space="preserve">uhm, maar we zijn wel eerder van het wel doen dan, </w:t>
+        <w:t xml:space="preserve">Daar, je moet niet daar, uh, natuurlijk helemaal, uhm. Maar goed, ja, nou oké, dan, uh, hallucineert hij maar een keer en, uh, ja, oké, dus dat was het dan eventjes niet, zeg maar. uhm, maar we zijn wel eerder van het wel doen dan, </w:t>
       </w:r>
     </w:p>
     <w:p/>
@@ -3735,7 +3693,7 @@
     <w:p/>
     <w:p>
       <w:r>
-        <w:t xml:space="preserve">Dus we hebben natuurlijk ook meer creatives en, en dat zijn echt creatievelingen. </w:t>
+        <w:t xml:space="preserve">Dus we hebben natuurlijk ook meer creatives en dat zijn echt creatievelingen. </w:t>
       </w:r>
     </w:p>
     <w:p/>
@@ -3765,7 +3723,7 @@
     <w:p/>
     <w:p>
       <w:r>
-        <w:t xml:space="preserve">daarmee dus, dus dat helpt. </w:t>
+        <w:t xml:space="preserve">daarmee dus dat helpt. </w:t>
       </w:r>
     </w:p>
     <w:p/>
@@ -3777,13 +3735,13 @@
     <w:p/>
     <w:p>
       <w:r>
-        <w:t xml:space="preserve">ja. Ik zie ook niet hoe dat, dat dat niet samenkomt, zeg maar. Maar bij ons zit dat dus ook wel gewoon dicht bij elkaar. </w:t>
-      </w:r>
-    </w:p>
-    <w:p/>
-    <w:p>
-      <w:r>
-        <w:t xml:space="preserve">En dat, dat heb je ook nodig inderdaad, anders gaat het niet, gaat het niet vliegen. </w:t>
+        <w:t xml:space="preserve">ja. Ik zie ook niet hoe dat dat niet samenkomt, zeg maar. Maar bij ons zit dat dus ook wel gewoon dicht bij elkaar. </w:t>
+      </w:r>
+    </w:p>
+    <w:p/>
+    <w:p>
+      <w:r>
+        <w:t xml:space="preserve">En dat heb je ook nodig inderdaad, anders gaat het niet, gaat het niet vliegen. </w:t>
       </w:r>
     </w:p>
     <w:p/>
@@ -3869,7 +3827,7 @@
     <w:p/>
     <w:p>
       <w:r>
-        <w:t xml:space="preserve">en, en ga het dan op die manier maar weer terugbrengen of zo. Want ja, je, </w:t>
+        <w:t xml:space="preserve">en ga het dan op die manier maar weer terugbrengen of zo. Want ja, je, </w:t>
       </w:r>
     </w:p>
     <w:p/>
@@ -3892,7 +3850,7 @@
         <w:rPr>
           <w:i/>
         </w:rPr>
-        <w:t>*Ja, ja, ja, dat is leuk om om te horen en te zien ook. Hey, *</w:t>
+        <w:t>*Ja, dat is leuk om om te horen en te zien ook. Hey, *</w:t>
       </w:r>
     </w:p>
     <w:p/>
@@ -4164,7 +4122,7 @@
         <w:rPr>
           <w:i/>
         </w:rPr>
-        <w:t>*En dat is met die marketing automation journeys eigenlijk ook zo. Weet je wel, als er, als er kapotte dingen in zitten kom je daar echt heel snel achter.Maar dat vanuit een menselijk perspectief inrichten, daar gaat vaak heel veel tijd in zitten. Dus als jij dat met een AI zou kunnen doen en daar een eerste draft van hebben, dan ga je echt gigantische stappen maken, denk ik. Maar het is natuurlijk eigenlijk nog maar heel kort dat, uhm, systemen dat ook echt een beetje die kanten van hun systeem ook aan het exposen zijn via API's. Als je hebt nu bijvoorbeeld Salesforce die zegt van: ja, we zijn nu Salesforce headless mode of zo, uhm, waarbij je dus eigenlijk naar een fase gaat waarbij je alle dingen die in zo'n platform gedaan kunnen worden ook met AI zou kunnen inrichten. Dan is het denk ik altijd goed om een human in de loop validator te hebben. Maar ja, dan, dan staat het om het zo maar te zeggen. En dan kan je dus veel sneller gaan itereren met wat zijn mijn customer journeys, hoe wil ik dat mensen lopen? Wat zijn drop off points in, in de flow? Kan ik dat dan automatisch, uh, upgraden? Uh, en dan op die manier gewoon veel, veel sneller itereren. Ik denk dat dat een van de gouden elementen van AI is. *</w:t>
+        <w:t>*En dat is met die marketing automation journeys eigenlijk ook zo. Weet je wel, als er, als er kapotte dingen in zitten kom je daar echt heel snel achter.Maar dat vanuit een menselijk perspectief inrichten, daar gaat vaak heel veel tijd in zitten. Dus als jij dat met een AI zou kunnen doen en daar een eerste draft van hebben, dan ga je echt gigantische stappen maken, denk ik. Maar het is natuurlijk eigenlijk nog maar heel kort dat, uhm, systemen dat ook echt een beetje die kanten van hun systeem ook aan het exposen zijn via API's. Als je hebt nu bijvoorbeeld Salesforce die zegt van: ja, we zijn nu Salesforce headless mode of zo, uhm, waarbij je dus eigenlijk naar een fase gaat waarbij je alle dingen die in zo'n platform gedaan kunnen worden ook met AI zou kunnen inrichten. Dan is het denk ik altijd goed om een human in de loop validator te hebben. Maar ja, dan, dan staat het om het zo maar te zeggen. En dan kan je dus veel sneller gaan itereren met wat zijn mijn customer journeys, hoe wil ik dat mensen lopen? Wat zijn drop off points in de flow? Kan ik dat dan automatisch, uh, upgraden? Uh, en dan op die manier gewoon veel, veel sneller itereren. Ik denk dat dat een van de gouden elementen van AI is. *</w:t>
       </w:r>
     </w:p>
     <w:p/>
@@ -4328,7 +4286,7 @@
         <w:rPr>
           <w:i/>
         </w:rPr>
-        <w:t>*up-to-date waren met, uh, wat, wat moest verteld moest worden, wat de storyline is, wat de brandwaarde is van de organisatie en bla, bla, bla. Maar als je nu een e-mail binnenkrijgt, dan ga je gewoon, uh, in, in je, je customer support systeem zo, zeggen van: hé, ik wil eigenlijk dat er op deze manier geclassificeerd wordt. Kan je die classificaties gelijk gebruiken om te kijken van: oké, moet, kan ik dit oplossen ergens eerder in de funnel, zodat het überhaupt niet een ticket wordt? Uh, je kan gelijk erbij zetten van: hé, wat, wat wee, wat weten we van de persoon, zodat, uh, dat die context beschikbaar is. Je kan een e-mail, uh, draft erbij zetten. Je kan erbij zetten welke context is er gebruikt om die draft te maken, zodat je ook altijd weer naar de bron ka-, terug kan gaan. En op die manier heb je zo 101 verschillende elementen die je toe kan voegen aan zo'n procesonderdeel. Om te zorgen dat het van heel erg naar manueel gaat, waar, ja, eigenlijk de customer support moo-- medewerker de, de mogelijkheid geven om primair na te denken van: oké, wat voor een uitstraling willen we hebben richting klant? En, uh, misschien nog iets over de brandwaarde evalueren. *</w:t>
+        <w:t>*up-to-date waren met, uh, wat, wat moest verteld moest worden, wat de storyline is, wat de brandwaarde is van de organisatie en bla, bla, bla. Maar als je nu een e-mail binnenkrijgt, dan ga je gewoon, uh, in je, je customer support systeem zo, zeggen van: hé, ik wil eigenlijk dat er op deze manier geclassificeerd wordt. Kan je die classificaties gelijk gebruiken om te kijken van: oké, moet, kan ik dit oplossen ergens eerder in de funnel, zodat het überhaupt niet een ticket wordt? Uh, je kan gelijk erbij zetten van: hé, wat, wat wee, wat weten we van de persoon, zodat, uh, dat die context beschikbaar is. Je kan een e-mail, uh, draft erbij zetten. Je kan erbij zetten welke context is er gebruikt om die draft te maken, zodat je ook altijd weer naar de bron ka-, terug kan gaan. En op die manier heb je zo 101 verschillende elementen die je toe kan voegen aan zo'n procesonderdeel. Om te zorgen dat het van heel erg naar manueel gaat, waar, ja, eigenlijk de customer support moo-- medewerker de, de mogelijkheid geven om primair na te denken van: oké, wat voor een uitstraling willen we hebben richting klant? En, uh, misschien nog iets over de brandwaarde evalueren. *</w:t>
       </w:r>
     </w:p>
     <w:p/>
@@ -4396,7 +4354,7 @@
         <w:rPr>
           <w:i/>
         </w:rPr>
-        <w:t>*Ja. Ja, en, uh, mocht je nog meer dingen hebben, je, je, je, je weet me te vinden, dus, uh, stel gewoon. Ik vind het altijd leuk. Weet je, dit, uh, ik ben in 2012 begonnen met software studeren. Toen ben ik in 2013 met de AI van toen in contact gekomen en sindsdien zit ik in de wereld. Het blijft gewoon echt fascinerend hoe hard het gaat en dat, dat houdt het leuk. Uhm, dus, uh, altijd, altijd op zoek naar nieuwe ideeën. Maar ik vind het ook altijd leuk om dingen te delen als mensen vragen hebben. *</w:t>
+        <w:t>*Ja. Ja, en, uh, mocht je nog meer dingen hebben, je, je, je, je weet me te vinden, dus, uh, stel gewoon. Ik vind het altijd leuk. Weet je, dit, uh, ik ben in 2012 begonnen met software studeren. Toen ben ik in 2013 met de AI van toen in contact gekomen en sindsdien zit ik in de wereld. Het blijft gewoon echt fascinerend hoe hard het gaat en dat houdt het leuk. Uhm, dus, uh, altijd, altijd op zoek naar nieuwe ideeën. Maar ik vind het ook altijd leuk om dingen te delen als mensen vragen hebben. *</w:t>
       </w:r>
     </w:p>
     <w:p/>

--- a/transcripts/Thesis interview Sylvia Vroklage.docx
+++ b/transcripts/Thesis interview Sylvia Vroklage.docx
@@ -1726,7 +1726,13 @@
     <w:p/>
     <w:p>
       <w:r>
-        <w:t xml:space="preserve">Ehm, wij positioneren onszelf als een platform. Wat wil zeggen aan de ene kant produceren wij heel veel zelf, dus we hebben ook eigen productielocatie. Maar we hebben ook heel veel partners die voor ons produceren. Nu hebben we een, zijn we een quote platform aan het bouwen. Dus eerst was dat manueel werk en nu hebben we, zijn we een quote quote platform aan het maken. Dus de klant aan de voorkant is het een soort van kleine chat. Dus van oké, wat heb je dan nodig? Nou en als het gewoon ons assortiment is, dan hop, dan verwijs je de klant gewoon naar het assortiment. Maar is het niet, het is inderdaad niet ons assortiment, dus is het te special en moet het echt een quote worden. Dan gaat het het platform in en dan gaat dat platform, ehm, zelf. Nou, er zitten partners in het platform, die gaat zelf dat uitzetten bij partners van ons. Het doel is dat we er zelf ook echt niet meer tussen zitten met quotes aan de achterkant maken. Dus die en die partner kan het oppakken, die kan een quote uitbrengen en gaan we dat proces dus zijn we aan het automatiseren. Wat het aan de ene kant makkelijker maakt voor de klant en aan de andere kant </w:t>
+        <w:t>Ehm, wij positioneren onszelf als een platform. Wat wil zeggen aan de ene kant produceren wij heel veel zelf, dus we hebben ook eigen productielocatie. Maar we hebben ook heel veel partners die voor ons produceren. Nu hebben we een, zijn we een quote platform aan het bouwen. Dus eerst was dat manueel werk en nu hebben we, zijn we een quote quote platform aan het maken. Dus de klant aan de voorkant is het een soort van kleine chat. Dus van oké, wat heb je dan nodig? Nou en als het gewoon ons assortiment is, dan hop, dan verwijs je de klant gewoon naar het assortiment. Maar is het niet, het is inderdaad niet ons assortiment, dus is het te special en moet het echt een quote worden.</w:t>
+      </w:r>
+    </w:p>
+    <w:p/>
+    <w:p>
+      <w:r>
+        <w:t>Dan gaat het het platform in en dan gaat dat platform, ehm, zelf. Nou, er zitten partners in het platform, die gaat zelf dat uitzetten bij partners van ons. Het doel is dat we er zelf ook echt niet meer tussen zitten met quotes aan de achterkant maken. Dus die en die partner kan het oppakken, die kan een quote uitbrengen en gaan we dat proces dus zijn we aan het automatiseren. Wat het aan de ene kant makkelijker maakt voor de klant en aan de andere kant</w:t>
       </w:r>
     </w:p>
     <w:p/>
@@ -4122,7 +4128,16 @@
         <w:rPr>
           <w:i/>
         </w:rPr>
-        <w:t>*En dat is met die marketing automation journeys eigenlijk ook zo. Weet je wel, als er, als er kapotte dingen in zitten kom je daar echt heel snel achter.Maar dat vanuit een menselijk perspectief inrichten, daar gaat vaak heel veel tijd in zitten. Dus als jij dat met een AI zou kunnen doen en daar een eerste draft van hebben, dan ga je echt gigantische stappen maken, denk ik. Maar het is natuurlijk eigenlijk nog maar heel kort dat, uhm, systemen dat ook echt een beetje die kanten van hun systeem ook aan het exposen zijn via API's. Als je hebt nu bijvoorbeeld Salesforce die zegt van: ja, we zijn nu Salesforce headless mode of zo, uhm, waarbij je dus eigenlijk naar een fase gaat waarbij je alle dingen die in zo'n platform gedaan kunnen worden ook met AI zou kunnen inrichten. Dan is het denk ik altijd goed om een human in de loop validator te hebben. Maar ja, dan, dan staat het om het zo maar te zeggen. En dan kan je dus veel sneller gaan itereren met wat zijn mijn customer journeys, hoe wil ik dat mensen lopen? Wat zijn drop off points in de flow? Kan ik dat dan automatisch, uh, upgraden? Uh, en dan op die manier gewoon veel, veel sneller itereren. Ik denk dat dat een van de gouden elementen van AI is. *</w:t>
+        <w:t>*En dat is met die marketing automation journeys eigenlijk ook zo. Weet je wel, als er, als er kapotte dingen in zitten kom je daar echt heel snel achter. Maar dat vanuit een menselijk perspectief inrichten, daar gaat vaak heel veel tijd in zitten. Dus als jij dat met een AI zou kunnen doen en daar een eerste draft van hebben, dan ga je echt gigantische stappen maken, denk ik. Maar het is natuurlijk eigenlijk nog maar heel kort dat, uhm, systemen dat ook echt een beetje die kanten van hun systeem ook aan het exposen zijn via API's. *</w:t>
+      </w:r>
+    </w:p>
+    <w:p/>
+    <w:p>
+      <w:r>
+        <w:rPr>
+          <w:i/>
+        </w:rPr>
+        <w:t>*Als je hebt nu bijvoorbeeld Salesforce die zegt van: ja, we zijn nu Salesforce headless mode of zo, uhm, waarbij je dus eigenlijk naar een fase gaat waarbij je alle dingen die in zo'n platform gedaan kunnen worden ook met AI zou kunnen inrichten. Dan is het denk ik altijd goed om een human in de loop validator te hebben. Maar ja, dan, dan staat het om het zo maar te zeggen. En dan kan je dus veel sneller gaan itereren met wat zijn mijn customer journeys, hoe wil ik dat mensen lopen? Wat zijn drop off points in de flow? Kan ik dat dan automatisch, uh, upgraden? Uh, en dan op die manier gewoon veel, veel sneller itereren. Ik denk dat dat een van de gouden elementen van AI is. *</w:t>
       </w:r>
     </w:p>
     <w:p/>
@@ -4286,7 +4301,16 @@
         <w:rPr>
           <w:i/>
         </w:rPr>
-        <w:t>*up-to-date waren met, uh, wat, wat moest verteld moest worden, wat de storyline is, wat de brandwaarde is van de organisatie en bla, bla, bla. Maar als je nu een e-mail binnenkrijgt, dan ga je gewoon, uh, in je, je customer support systeem zo, zeggen van: hé, ik wil eigenlijk dat er op deze manier geclassificeerd wordt. Kan je die classificaties gelijk gebruiken om te kijken van: oké, moet, kan ik dit oplossen ergens eerder in de funnel, zodat het überhaupt niet een ticket wordt? Uh, je kan gelijk erbij zetten van: hé, wat, wat wee, wat weten we van de persoon, zodat, uh, dat die context beschikbaar is. Je kan een e-mail, uh, draft erbij zetten. Je kan erbij zetten welke context is er gebruikt om die draft te maken, zodat je ook altijd weer naar de bron ka-, terug kan gaan. En op die manier heb je zo 101 verschillende elementen die je toe kan voegen aan zo'n procesonderdeel. Om te zorgen dat het van heel erg naar manueel gaat, waar, ja, eigenlijk de customer support moo-- medewerker de, de mogelijkheid geven om primair na te denken van: oké, wat voor een uitstraling willen we hebben richting klant? En, uh, misschien nog iets over de brandwaarde evalueren. *</w:t>
+        <w:t>*up-to-date waren met, uh, wat, wat moest verteld moest worden, wat de storyline is, wat de brandwaarde is van de organisatie en bla, bla, bla. Maar als je nu een e-mail binnenkrijgt, dan ga je gewoon, uh, in je, je customer support systeem zo, zeggen van: hé, ik wil eigenlijk dat er op deze manier geclassificeerd wordt. Kan je die classificaties gelijk gebruiken om te kijken van: oké, moet, kan ik dit oplossen ergens eerder in de funnel, zodat het überhaupt niet een ticket wordt? Uh, je kan gelijk erbij zetten van: hé, wat, wat wee, wat weten we van de persoon, zodat, uh, dat die context beschikbaar is. Je kan een e-mail, uh, draft erbij zetten. *</w:t>
+      </w:r>
+    </w:p>
+    <w:p/>
+    <w:p>
+      <w:r>
+        <w:rPr>
+          <w:i/>
+        </w:rPr>
+        <w:t>*Je kan erbij zetten welke context is er gebruikt om die draft te maken, zodat je ook altijd weer naar de bron ka-, terug kan gaan. En op die manier heb je zo 101 verschillende elementen die je toe kan voegen aan zo'n procesonderdeel. Om te zorgen dat het van heel erg naar manueel gaat, waar, ja, eigenlijk de customer support moo-- medewerker de, de mogelijkheid geven om primair na te denken van: oké, wat voor een uitstraling willen we hebben richting klant? En, uh, misschien nog iets over de brandwaarde evalueren. *</w:t>
       </w:r>
     </w:p>
     <w:p/>

--- a/transcripts/Thesis interview Sylvia Vroklage.docx
+++ b/transcripts/Thesis interview Sylvia Vroklage.docx
@@ -21,7 +21,7 @@
           <w:i/>
           <w:iCs/>
         </w:rPr>
-        <w:t xml:space="preserve">Hey Sylvia, good day.</w:t>
+        <w:t xml:space="preserve">Hey [redacted], good day.</w:t>
       </w:r>
       <w:r>
         <w:rPr>
@@ -322,7 +322,7 @@
           <w:i/>
           <w:iCs/>
         </w:rPr>
-        <w:t xml:space="preserve">Okay, that’s fine, I’ll do that. Let me see. It’s just on by default in my recording software here. Yes, it’s off now. And how nice that you want to join again. Really super cool. Um, I think we have lots of interesting things to discuss. I’m of course doing my research on agentic AI in marketing, and how you can create value with it as an organization, as a marketing organization for your company or for your customers. Not much has been written about it. But very interesting to research. Um, maybe before we really get started, a little bit about you or me, because after that I’ll let you do most of the talking. Um, I work for a marketing agency in Eindhoven. It’s called Techonomy. Um, I joined quite early when they were with ten people. Now with two hundred and sixty. And I’m responsible there on the technical side. So in the beginning it was mainly data science and data engineering. And now there’s increasingly more LLM work as well. And we do that in consultancy form, but also in standalone projects, products that we bring to market. So for my work as well it’s really super relevant because I’m involved in this.</w:t>
+        <w:t xml:space="preserve">Okay, that’s fine, I’ll do that. Let me see. It’s just on by default in my recording software here. Yes, it’s off now. And how nice that you want to join again. Really super cool. Um, I think we have lots of interesting things to discuss. I’m of course doing my research on agentic AI in marketing, and how you can create value with it as an organization, as a marketing organization for your company or for your customers. Not much has been written about it. But very interesting to research. Um, maybe before we really get started, a little bit [company] or me, because after that I’ll let you do most of the talking. Um, I work for a marketing agency in [location]. It’s called Techonomy. Um, I joined quite early when they were with ten people. Now with two hundred and sixty. And I’m responsible there on the technical side. So in the beginning it was mainly data science and data engineering. And now there’s increasingly more LLM work as well. And we do that in consultancy form, but also in standalone projects, products that we bring to market. So for my work as well it’s really super relevant because I’m involved in this.</w:t>
       </w:r>
       <w:r>
         <w:rPr>
@@ -660,7 +660,7 @@
         <w:t xml:space="preserve"> </w:t>
       </w:r>
       <w:r>
-        <w:t xml:space="preserve">Yes. Yes, certainly. Well, Sylvia Grol-Vroklage. I’m CMO at Print.com, almost four years now. Actually, my entire background is marketing and marketing e-commerce. Well, that’s what my career revolves around. And particularly where commerce, data, and tech come together. I find that a great, great playing field. At the moment at Print.com, so we’re an international company, now with multiple labels on the market, and we sell purely via e-commerce, well, all sorts of different personalized printed products. And there, my role is on the one hand telling our brand story in the different markets. Go to markets, launching new regions, and then it’s about generating traffic. We have a clos-, or at least mostly, because we have a closed portal, so we generate leads.</w:t>
+        <w:t xml:space="preserve">Yes. Yes, certainly. Well, [redacted]. I’m CMO at [company], almost four years now. Actually, my entire background is marketing and marketing e-commerce. Well, that’s what my career revolves around. And particularly where commerce, data, and tech come together. I find that a great, great playing field. At the moment at [company], so we’re an international company, now with multiple labels on the market, and we sell purely via e-commerce, well, all sorts of different personalized printed products. And there, my role is on the one hand telling our brand story in the different markets. Go to markets, launching new regions, and then it’s about generating traffic. We have a clos-, or at least mostly, because we have a closed portal, so we generate leads.</w:t>
       </w:r>
     </w:p>
     <w:p>
@@ -711,7 +711,7 @@
         <w:t xml:space="preserve"> </w:t>
       </w:r>
       <w:r>
-        <w:t xml:space="preserve">That depends a bit on which label and which region. Look, if I look at Print.com, taking Print.com as a label. So, Print.com is a group under which multiple labels fall, but Print.com itself is also a label. We’re active there in the Netherlands, Belgium, also France and Spain for example, and a few other regions. In the Netherlands, we really are part of the established order, we’re one of the biggest players. If I look there, the existing base accounts for a large part of the revenue. For further growth, acquisition is important there too. But if I look at France or Germany, we have quite substantial business there. But if you look at the potential still there, yes, then acquisition (that acquisition engine) is of course even more important to capture that extra growth. And the other labels, including Reclameland, yes, those are open portals and the dynamics are just different. So there you see that acquisition is also generally more important. The order frequency is lower, so that’s just a different dynamic for those labels.</w:t>
+        <w:t xml:space="preserve">That depends a bit on which label and which region. Look, if I look at [company], taking [company] as a label. So, [company] is a group under which multiple labels fall, but [company] itself is also a label. We’re active there in the Netherlands, Belgium, also France and Spain for example, and a few other regions. In the Netherlands, we really are part of the established order, we’re one of the biggest players. If I look there, the existing base accounts for a large part of the revenue. For further growth, acquisition is important there too. But if I look at France or Germany, we have quite substantial business there. But if you look at the potential still there, yes, then acquisition (that acquisition engine) is of course even more important to capture that extra growth. And the other labels, including [company], yes, those are open portals and the dynamics are just different. So there you see that acquisition is also generally more important. The order frequency is lower, so that’s just a different dynamic for those labels.</w:t>
       </w:r>
     </w:p>
     <w:p>
@@ -926,7 +926,7 @@
         <w:t xml:space="preserve"> </w:t>
       </w:r>
       <w:r>
-        <w:t xml:space="preserve">Well, that, and that’s been going on for a while, right. But that’s actually of course the no-click search, or the search queries where Google is already more and more directly answering in its own environment. So there you already saw a shift emerging. You just see that yes, people are searching differently, answers are being found differently. So the click-through, yes, the click-through has just decreased. People find their answer more quickly, earlier. Um, if I look at, so that does something to your organic traffic. Then indeed we also measure LLM traffic. Well, that exists. That also converts already. Um, yes, and now, look, there are tools to see: hey, how visible are you in the LLMs. But that also still has its limitations, so. So we’re still fully engaged in getting good insight on that. How does that work then? Um, yes, we have, it seems Print.com has a decent positioning. I also hear back from people: okay, hey, I was searching in ChatGPT, Claude, whatever. Hey, you guys come up nicely. Well, okay, those are good signs. Um, and then we need to see that that’s going to generate even more traffic and even more business.</w:t>
+        <w:t xml:space="preserve">Well, that, and that’s been going on for a while, right. But that’s actually of course the no-click search, or the search queries where Google is already more and more directly answering in its own environment. So there you already saw a shift emerging. You just see that yes, people are searching differently, answers are being found differently. So the click-through, yes, the click-through has just decreased. People find their answer more quickly, earlier. Um, if I look at, so that does something to your organic traffic. Then indeed we also measure LLM traffic. Well, that exists. That also converts already. Um, yes, and now, look, there are tools to see: hey, how visible are you in the LLMs. But that also still has its limitations, so. So we’re still fully engaged in getting good insight on that. How does that work then? Um, yes, we have, it seems [company] has a decent positioning. I also hear back from people: okay, hey, I was searching in ChatGPT, Claude, whatever. Hey, you guys come up nicely. Well, okay, those are good signs. Um, and then we need to see that that’s going to generate even more traffic and even more business.</w:t>
       </w:r>
     </w:p>
     <w:p>
@@ -1098,7 +1098,7 @@
         <w:t xml:space="preserve"> </w:t>
       </w:r>
       <w:r>
-        <w:t xml:space="preserve">Well, what we’ve built for example now is, look, you can couple connectors to Claude. Um, and we’ve built a connector for one of our webshops, um, that you can for example couple to Claude and tell Claude: okay, fetch all my orders from Reclameland. And I want to reorder that order. And then via that connector it actually reorders that order, you throw it into my shopping cart. Um, I add a print file myself and I ultimately want to pay myself. Well, and then you see the connection is there, so that actually happens. The webshop, and you also see that it puts that in the cart. That’s actually a, um, I see that as the future, so to speak. It’s a new channel, we need to facilitate that. And then the question is: okay, how are you going to market that and get it to your customer? Um, but that’s one. Um, what I do a lot, um, is data automation at the backend right now. Bringing together all kinds of data sources, marketing data sources, with our own customer behavior. Extracting insights from that and pushing it back to HubSpot and then building automations on top of that for example.</w:t>
+        <w:t xml:space="preserve">Well, what we’ve built for example now is, look, you can couple connectors to Claude. Um, and we’ve built a connector for one of our webshops, um, that you can for example couple to Claude and tell Claude: okay, fetch all my orders from [company]. And I want to reorder that order. And then via that connector it actually reorders that order, you throw it into my shopping cart. Um, I add a print file myself and I ultimately want to pay myself. Well, and then you see the connection is there, so that actually happens. The webshop, and you also see that it puts that in the cart. That’s actually a, um, I see that as the future, so to speak. It’s a new channel, we need to facilitate that. And then the question is: okay, how are you going to market that and get it to your customer? Um, but that’s one. Um, what I do a lot, um, is data automation at the backend right now. Bringing together all kinds of data sources, marketing data sources, with our own customer behavior. Extracting insights from that and pushing it back to [company] and then building automations on top of that for example.</w:t>
       </w:r>
     </w:p>
     <w:p>
@@ -1337,7 +1337,7 @@
         <w:pStyle w:val="BodyText"/>
       </w:pPr>
       <w:r>
-        <w:t xml:space="preserve">And personally, yes, I find it fantastic, because earlier, I’m reasonably good at it, but there were always moments that I still had to go to those data guys. Because it was too much work for me. I would say: could you help me with this? Yes, not anymore. Once they give me access to those insights, I get to work. Or yes, last week I did a little experiment with Supermetrics, because not all connectors from Google Ads and Google Search Console are yet in Claude, but Supermetrics is. So with Supermetrics, connected all those sources. Yes, now I just have all online marketing sources connected to Claude and I can just run analyses and insights.</w:t>
+        <w:t xml:space="preserve">And personally, yes, I find it fantastic, because earlier, I’m reasonably good at it, but there were always moments that I still had to go to those data guys. Because it was too much work for me. I would say: could you help me with this? Yes, not anymore. Once they give me access to those insights, I get to work. Or yes, last week I did a little experiment with [product], because not all connectors from Google Ads and Google Search Console are yet in Claude, but [product] is. So with [product], connected all those sources. Yes, now I just have all online marketing sources connected to Claude and I can just run analyses and insights.</w:t>
       </w:r>
     </w:p>
     <w:p>
@@ -1735,7 +1735,7 @@
           <w:i/>
           <w:iCs/>
         </w:rPr>
-        <w:t xml:space="preserve">Yes, clear. And, um, we’ve also talked about something, yes, that maybe we should dive into a little deeper too. Because you mentioned bringing your data sources into the cloud. We talked about Supermetrics. Um, so what, it sounded to me more at an analytics level. But you also briefly mentioned that you were very busy with data automation. So I’m thinking: okay, what are we doing now in the customer journey? Are there marketing automation platforms, and are you also applying a lot of AI to those?</w:t>
+        <w:t xml:space="preserve">Yes, clear. And, um, we’ve also talked about something, yes, that maybe we should dive into a little deeper too. Because you mentioned bringing your data sources into the cloud. We talked about [product]. Um, so what, it sounded to me more at an analytics level. But you also briefly mentioned that you were very busy with data automation. So I’m thinking: okay, what are we doing now in the customer journey? Are there marketing automation platforms, and are you also applying a lot of AI to those?</w:t>
       </w:r>
       <w:r>
         <w:rPr>
@@ -1764,7 +1764,7 @@
         <w:pStyle w:val="BodyText"/>
       </w:pPr>
       <w:r>
-        <w:t xml:space="preserve">And on the other hand you can, in the mass, draw much more specific conclusions from customer behavior and also generate actions from that. Well, that is the next step. So we’re going to, HubSpot you can also connect to it. And then push back and personalize further. So further personalizing your marketing and your communication, your marketing automation, based on the behavior of the customer. Yes, that’s the use case we’re working on now.</w:t>
+        <w:t xml:space="preserve">And on the other hand you can, in the mass, draw much more specific conclusions from customer behavior and also generate actions from that. Well, that is the next step. So we’re going to, [company] you can also connect to it. And then push back and personalize further. So further personalizing your marketing and your communication, your marketing automation, based on the behavior of the customer. Yes, that’s the use case we’re working on now.</w:t>
       </w:r>
     </w:p>
     <w:p>
@@ -1931,7 +1931,7 @@
           <w:i/>
           <w:iCs/>
         </w:rPr>
-        <w:t xml:space="preserve">Yes. Yes. And has that already happened at your organization? Or is that still in its infancy? Or is it too far from your responsibility at Print.com?</w:t>
+        <w:t xml:space="preserve">Yes. Yes. And has that already happened at your organization? Or is that still in its infancy? Or is it too far from your responsibility at [company]?</w:t>
       </w:r>
       <w:r>
         <w:rPr>
@@ -2062,7 +2062,7 @@
         <w:pStyle w:val="BodyText"/>
       </w:pPr>
       <w:r>
-        <w:t xml:space="preserve">And with that we can automate many things. But it’s also subsequently an enabler to use it again, toward a HubSpot, toward other tools. So it’s really on the verge of becoming more and more an enabler. Um, it also helps me to resolve the bottleneck on the other side (a data bottleneck) because we did an acquisition last year. And there, yes, that entire data landscape is just much less structured and well set up. I kept running into it every time. And now, no, okay, I’m just going to connect it myself to Claude, so I no longer need many people and things. So it actually removes the entire bottleneck. And then subsequently it becomes an enabler to do better business.</w:t>
+        <w:t xml:space="preserve">And with that we can automate many things. But it’s also subsequently an enabler to use it again, toward a [company], toward other tools. So it’s really on the verge of becoming more and more an enabler. Um, it also helps me to resolve the bottleneck on the other side (a data bottleneck) because we did an acquisition last year. And there, yes, that entire data landscape is just much less structured and well set up. I kept running into it every time. And now, no, okay, I’m just going to connect it myself to Claude, so I no longer need many people and things. So it actually removes the entire bottleneck. And then subsequently it becomes an enabler to do better business.</w:t>
       </w:r>
     </w:p>
     <w:p>
@@ -2105,7 +2105,7 @@
         <w:t xml:space="preserve"> </w:t>
       </w:r>
       <w:r>
-        <w:t xml:space="preserve">Yes, actually, um, yes, it just depends on how you define it. I think more in the middle actually. Um, I need to separate the different labels, but for Print we have Snowflake, Tableau, let’s say, but we’re taking that out, so we’re going to directly connect it to Claude. HubSpot too. So then in my view it sits in the middle. So actually we connect everything to that. But then you can also output to the other side with it.</w:t>
+        <w:t xml:space="preserve">Yes, actually, um, yes, it just depends on how you define it. I think more in the middle actually. Um, I need to separate the different labels, but for [company] we have Snowflake, Tableau, let’s say, but we’re taking that out, so we’re going to directly connect it to Claude. [company] too. So then in my view it sits in the middle. So actually we connect everything to that. But then you can also output to the other side with it.</w:t>
       </w:r>
     </w:p>
     <w:p>
@@ -2293,7 +2293,7 @@
         <w:t xml:space="preserve"> </w:t>
       </w:r>
       <w:r>
-        <w:t xml:space="preserve">No, it’s not, look, we have a normal platform strategy. We are, we have a platform strategy as Print.com. We started that nine years ago. Um, in the sense that okay, we have on the one hand customers, and we have many producers, suppliers. We ourselves are also one of those. So we see that as a platform and within that, right, on the one hand we sell products and on the other hand we facilitate, we want to facilitate collaboration, and in the form of projects, but also files, sharing, documents, let’s say a system where you can place your print work in franchise organizations, et cetera. So that’s our platform strategy there. Um, that means we’ve also bought the software company, to give further momentum to that. The other acquisition we’ve done, where labels have also been added, is mainly, the foundation was laid for the production facility. And labels have been added at the front end there too. So, acquiring labels at the front end is not the core of our strategy. The starting point for that purchase lay elsewhere.</w:t>
+        <w:t xml:space="preserve">No, it’s not, look, we have a normal platform strategy. We are, we have a platform strategy as [company]. We started that nine years ago. Um, in the sense that okay, we have on the one hand customers, and we have many producers, suppliers. We ourselves are also one of those. So we see that as a platform and within that, right, on the one hand we sell products and on the other hand we facilitate, we want to facilitate collaboration, and in the form of projects, but also files, sharing, documents, let’s say a system where you can place your print work in franchise organizations, et cetera. So that’s our platform strategy there. Um, that means we’ve also bought the software company, to give further momentum to that. The other acquisition we’ve done, where labels have also been added, is mainly, the foundation was laid for the production facility. And labels have been added at the front end there too. So, acquiring labels at the front end is not the core of our strategy. The starting point for that purchase lay elsewhere.</w:t>
       </w:r>
     </w:p>
     <w:p>
@@ -3125,7 +3125,7 @@
           <w:i/>
           <w:iCs/>
         </w:rPr>
-        <w:t xml:space="preserve">Yes, that’s nice to hear and see too. Hey, that means I’m going to wrap up the formal part. I found it super fun to have spoken with you about this and really came away with some nice insights again. Also again, and that keeps being the case every time, but also a number of things I haven’t seen with others, so that’s nice. Do you have anything that you want to know from me? I’ve been doing research for a while of course, so I could also speak my mind. Do you have certain things you’re running into where you say: yes, I could really use some advice or insights here, because then I’m happy to think along.</w:t>
+        <w:t xml:space="preserve">Yes, that’s nice to hear and see too. Hey, that means I’m going to [company] up the formal part. I found it super fun to have spoken with you about this and really came away with some nice insights again. Also again, and that keeps being the case every time, but also a number of things I haven’t seen with others, so that’s nice. Do you have anything that you want to know from me? I’ve been doing research for a while of course, so I could also speak my mind. Do you have certain things you’re running into where you say: yes, I could really use some advice or insights here, because then I’m happy to think along.</w:t>
       </w:r>
       <w:r>
         <w:rPr>
@@ -3219,7 +3219,7 @@
           <w:i/>
           <w:iCs/>
         </w:rPr>
-        <w:t xml:space="preserve">Um, and what I also find nice to see is that, you mentioned content earlier, but that’s also actually something that agentic AI is used for a lot. Not so much generating the content, but then validating it. Does it meet our brand guidelines? Does it meet the elements that from measured experience we know perform well or not? And in that way creating a loop between measuring impact on the one hand and, not so much the direct generating. Sometimes it’s also combining assets, but ensuring that the content that’s created somewhere, perhaps not automatically, that you actually know before it goes live: is there a chance it’s going to perform well or not? And in that way you can iterate much faster on that side too. Um, yes, I think that piece of personal efficiency is just going to become very large. And I genuinely believe very strongly that SaaS remains valuable. In the sense that SaaS applications of course also have the greatest opportunities to efficiently apply AI. And if you want to figure that out completely per type of application for your own organization, yes, then you can move just as fast as such a tool can. You can tune more toward your own process, but you can actually never move as fast. So I think those parties need to get over a governance hurdle at some point. But once they’ve gotten over it, it’s going to go very fast. But for now there’s also a very big opportunity to just make gigantic steps on all sides in personal efficiency. And, well yes, you see that very bluntly with writing quotes and making PowerPoints. But you also see that with data analytics, or with entering records in HubSpot, or having sales employees call a system that enters it. Or, yes, those things. And a last one I find very nice is that because agents are becoming so good so fast, you can also apply much more of a marketing mindset to customer support. In the past customer support was really a labor-intensive factory and there was a training program to ensure that people were up-to-date with what needed to be communicated, what the storyline is, what the brand values are of the organization and blah, blah, blah. But if you now receive an email, you just go into your customer support system and say: hey, I actually want it to be classified in this way. Can you immediately use those classifications to look at: okay, can I solve this somewhere earlier in the funnel, so that it doesn’t even become a ticket? You can immediately add: hey, what do we know about the person, so that context is available. You can add an email draft. You can add what context was used to make that draft, so you can always go back to the source. And in that way you have 101 different elements you can add to such a process component. To ensure that it goes from very manual, where, yes, actually giving the customer support employee the opportunity to primarily think about: okay, what kind of image do we want to have toward the customer? And maybe also evaluate something about brand value. Um, yes, which means it could really become perhaps 70, 80% more efficient than last year. And you still have human in the loop. Some organizations do it without. I think that’s often not very wise. Um, but yes, it does go really much faster and better with that often.</w:t>
+        <w:t xml:space="preserve">Um, and what I also find nice to see is that, you mentioned content earlier, but that’s also actually something that agentic AI is used for a lot. Not so much generating the content, but then validating it. Does it meet our brand guidelines? Does it meet the elements that from measured experience we know perform well or not? And in that way creating a loop between measuring impact on the one hand and, not so much the direct generating. Sometimes it’s also combining assets, but ensuring that the content that’s created somewhere, perhaps not automatically, that you actually know before it goes live: is there a chance it’s going to perform well or not? And in that way you can iterate much faster on that side too. Um, yes, I think that piece of personal efficiency is just going to become very large. And I genuinely believe very strongly that SaaS remains valuable. In the sense that SaaS applications of course also have the greatest opportunities to efficiently apply AI. And if you want to figure that out completely per type of application for your own organization, yes, then you can move just as fast as such a tool can. You can tune more toward your own process, but you can actually never move as fast. So I think those parties need to get over a governance hurdle at some point. But once they’ve gotten over it, it’s going to go very fast. But for now there’s also a very big opportunity to just make gigantic steps on all sides in personal efficiency. And, well yes, you see that very bluntly with writing quotes and making PowerPoints. But you also see that with data analytics, or with entering records in [company], or having sales employees call a system that enters it. Or, yes, those things. And a last one I find very nice is that because agents are becoming so good so fast, you can also apply much more of a marketing mindset to customer support. In the past customer support was really a labor-intensive factory and there was a training program to ensure that people were up-to-date with what needed to be communicated, what the storyline is, what the brand values are of the organization and blah, blah, blah. But if you now receive an email, you just go into your customer support system and say: hey, I actually want it to be classified in this way. Can you immediately use those classifications to look at: okay, can I solve this somewhere earlier in the [product], so that it doesn’t even become a ticket? You can immediately add: hey, what do we know about the person, so that context is available. You can add an email draft. You can add what context was used to make that draft, so you can always go back to the source. And in that way you have 101 different elements you can add to such a process component. To ensure that it goes from very manual, where, yes, actually giving the customer support employee the opportunity to primarily think about: okay, what kind of image do we want to have toward the customer? And maybe also evaluate something about brand value. Um, yes, which means it could really become perhaps 70, 80% more efficient than last year. And you still have human in the loop. Some organizations do it without. I think that’s often not very wise. Um, but yes, it does go really much faster and better with that often.</w:t>
       </w:r>
       <w:r>
         <w:rPr>
